--- a/content/Bios/Richard_Fanning.docx
+++ b/content/Bios/Richard_Fanning.docx
@@ -1,370 +1,8 @@
 
 <file path=word/document.xml><?xml version="1.0" encoding="utf-8"?>
-<w:document xmlns:w14="http://schemas.microsoft.com/office/word/2010/wordml" xmlns:wp14="http://schemas.microsoft.com/office/word/2010/wordprocessingDrawing" xmlns:w="http://schemas.openxmlformats.org/wordprocessingml/2006/main" xmlns:m="http://schemas.openxmlformats.org/officeDocument/2006/math" xmlns:r="http://schemas.openxmlformats.org/officeDocument/2006/relationships" xmlns:o="urn:schemas-microsoft-com:office:office" xmlns:v="urn:schemas-microsoft-com:vml" xmlns:w10="urn:schemas-microsoft-com:office:word" xmlns:a="http://schemas.openxmlformats.org/drawingml/2006/main" xmlns:pic="http://schemas.openxmlformats.org/drawingml/2006/picture" xmlns:wp="http://schemas.openxmlformats.org/drawingml/2006/wordprocessingDrawing" xmlns:mc="http://schemas.openxmlformats.org/markup-compatibility/2006" mc:Ignorable="w14 wp14">
+<w:document xmlns:ns1="http://schemas.openxmlformats.org/markup-compatibility/2006" xmlns:ns2="http://schemas.microsoft.com/office/word/2010/wordml" xmlns:w="http://schemas.openxmlformats.org/wordprocessingml/2006/main" ns1:Ignorable="w14 wp14">
   <w:body>
-    <w:p xmlns:wp14="http://schemas.microsoft.com/office/word/2010/wordml" wp14:textId="77777777">
-      <w:pPr>
-        <w:pStyle w:val="FirstParagraph"/>
-      </w:pPr>
-      <w:r>
-        <w:rPr/>
-        <w:t>2007 Hall of Fame Inductee Richard</w:t>
-      </w:r>
-      <w:r>
-        <w:rPr/>
-        <w:t xml:space="preserve"> </w:t>
-      </w:r>
-      <w:r>
-        <w:rPr/>
-        <w:t>‘Dick’</w:t>
-      </w:r>
-      <w:r>
-        <w:rPr/>
-        <w:t xml:space="preserve"> </w:t>
-      </w:r>
-      <w:r>
-        <w:rPr/>
-        <w:t>L. Fanning – Colorado</w:t>
-      </w:r>
-      <w:r>
-        <w:rPr/>
-        <w:t xml:space="preserve"> </w:t>
-      </w:r>
-      <w:r>
-        <w:rPr/>
-        <w:t>Springs</w:t>
-      </w:r>
-      <w:r>
-        <w:rPr/>
-        <w:t xml:space="preserve"> </w:t>
-      </w:r>
-      <w:r>
-        <w:rPr/>
-        <w:t xml:space="preserve">Dick has kept </w:t>
-      </w:r>
-      <w:r>
-        <w:rPr/>
-        <w:t>very busy</w:t>
-      </w:r>
-      <w:r>
-        <w:rPr/>
-        <w:t xml:space="preserve"> throughout his life. He taught for 32 years, 30 for the Air</w:t>
-      </w:r>
-      <w:r>
-        <w:rPr/>
-        <w:t xml:space="preserve"> </w:t>
-      </w:r>
-      <w:r>
-        <w:rPr/>
-        <w:t>Academy School District. He coached high school baseball for 16 years as a head coach,</w:t>
-      </w:r>
-      <w:r>
-        <w:rPr/>
-        <w:t xml:space="preserve"> </w:t>
-      </w:r>
-      <w:r>
-        <w:rPr/>
-        <w:t>and 9 years as an assistant or volunteer coach. Dick has won over 800 games between</w:t>
-      </w:r>
-      <w:r>
-        <w:rPr/>
-        <w:t xml:space="preserve"> </w:t>
-      </w:r>
-      <w:r>
-        <w:rPr/>
-        <w:t xml:space="preserve">high school, Legion A, Connie </w:t>
-      </w:r>
-      <w:r>
-        <w:rPr/>
-        <w:t>Mack</w:t>
-      </w:r>
-      <w:r>
-        <w:rPr/>
-        <w:t xml:space="preserve"> and Babe Ruth baseball games. In 1982, Dick</w:t>
-      </w:r>
-      <w:r>
-        <w:rPr/>
-        <w:t xml:space="preserve"> </w:t>
-      </w:r>
-      <w:r>
-        <w:rPr/>
-        <w:t>coached for The National Sports Festival, West Team in Indianapolis, Indiana. He was</w:t>
-      </w:r>
-      <w:r>
-        <w:rPr/>
-        <w:t xml:space="preserve"> </w:t>
-      </w:r>
-      <w:r>
-        <w:rPr/>
-        <w:t>also a scout for the Milwaukee Brewers from 1993 until 1999.</w:t>
-      </w:r>
-      <w:r>
-        <w:rPr/>
-        <w:t xml:space="preserve"> </w:t>
-      </w:r>
-      <w:r>
-        <w:rPr/>
-        <w:t>On a light note, Dick unofficially took the first Colorado high school baseball team to</w:t>
-      </w:r>
-      <w:r>
-        <w:rPr/>
-        <w:t xml:space="preserve"> </w:t>
-      </w:r>
-      <w:r>
-        <w:rPr/>
-        <w:t>Arizona to practice during spring break. He said he</w:t>
-      </w:r>
-      <w:r>
-        <w:rPr/>
-        <w:t xml:space="preserve"> </w:t>
-      </w:r>
-      <w:r>
-        <w:rPr/>
-        <w:t>“took some heat for that.”</w:t>
-      </w:r>
-      <w:r>
-        <w:rPr/>
-        <w:t xml:space="preserve"> </w:t>
-      </w:r>
-      <w:r>
-        <w:rPr/>
-        <w:t>Dick was a member of the Colorado Springs Umpire Association from 1968 until 1975</w:t>
-      </w:r>
-      <w:r>
-        <w:rPr/>
-        <w:t xml:space="preserve"> </w:t>
-      </w:r>
-      <w:r>
-        <w:rPr/>
-        <w:t>and a 25-year member of the American Baseball Coaches Association. He served as</w:t>
-      </w:r>
-      <w:r>
-        <w:rPr/>
-        <w:t xml:space="preserve"> </w:t>
-      </w:r>
-      <w:r>
-        <w:rPr/>
-        <w:t xml:space="preserve">District </w:t>
-      </w:r>
-      <w:r>
-        <w:rPr/>
-        <w:t>Chairman</w:t>
-      </w:r>
-      <w:r>
-        <w:rPr/>
-        <w:t xml:space="preserve"> for 6 years on the High School Committee of the American Baseball</w:t>
-      </w:r>
-      <w:r>
-        <w:rPr/>
-        <w:t xml:space="preserve"> </w:t>
-      </w:r>
-      <w:r>
-        <w:rPr/>
-        <w:t>Coaches Association and the National High School Committee of the American Baseball</w:t>
-      </w:r>
-      <w:r>
-        <w:rPr/>
-        <w:t xml:space="preserve"> </w:t>
-      </w:r>
-      <w:r>
-        <w:rPr/>
-        <w:t>Coaches Association, All American Committee.</w:t>
-      </w:r>
-      <w:r>
-        <w:rPr/>
-        <w:t xml:space="preserve"> </w:t>
-      </w:r>
-      <w:r>
-        <w:rPr/>
-        <w:t>Dick has many accomplishments and honors. He was Colorado Springs Baseball Coach</w:t>
-      </w:r>
-      <w:r>
-        <w:rPr/>
-        <w:t xml:space="preserve"> </w:t>
-      </w:r>
-      <w:r>
-        <w:rPr/>
-        <w:t>of the Year 1980, 1984 and 1989. He was Colorado Baseball Coach of the Year 1989 and</w:t>
-      </w:r>
-      <w:r>
-        <w:rPr/>
-        <w:t xml:space="preserve"> </w:t>
-      </w:r>
-      <w:r>
-        <w:rPr/>
-        <w:t xml:space="preserve">voted the </w:t>
-      </w:r>
-      <w:r>
-        <w:rPr/>
-        <w:t>District</w:t>
-      </w:r>
-      <w:r>
-        <w:rPr/>
-        <w:t xml:space="preserve"> 6 Coach of the Year by the American Baseball Coaches Association in</w:t>
-      </w:r>
-      <w:r>
-        <w:rPr/>
-        <w:t xml:space="preserve"> </w:t>
-      </w:r>
-      <w:r>
-        <w:rPr/>
-        <w:t>1989. His team won the State Baseball Championship that year as well. Dick was</w:t>
-      </w:r>
-      <w:r>
-        <w:rPr/>
-        <w:t xml:space="preserve"> </w:t>
-      </w:r>
-      <w:r>
-        <w:rPr/>
-        <w:t>selected as Mr. Baseball 1992 by the Colorado High School Baseball Coaches</w:t>
-      </w:r>
-      <w:r>
-        <w:rPr/>
-        <w:t xml:space="preserve"> </w:t>
-      </w:r>
-      <w:r>
-        <w:rPr/>
-        <w:t>Association. He was twice voted Volunteer Coach of the Year by the American Baseball</w:t>
-      </w:r>
-      <w:r>
-        <w:rPr/>
-        <w:t xml:space="preserve"> </w:t>
-      </w:r>
-      <w:r>
-        <w:rPr/>
-        <w:t>Coaches Association for his volunteer efforts coaching his high school team in the</w:t>
-      </w:r>
-      <w:r>
-        <w:rPr/>
-        <w:t xml:space="preserve"> </w:t>
-      </w:r>
-      <w:r>
-        <w:rPr/>
-        <w:t>summer.</w:t>
-      </w:r>
-      <w:r>
-        <w:rPr/>
-        <w:t xml:space="preserve"> </w:t>
-      </w:r>
-      <w:r>
-        <w:rPr/>
-        <w:t>Dick’s contributions are also many. He was vice-president of the Colorado H.S. Baseball</w:t>
-      </w:r>
-      <w:r>
-        <w:rPr/>
-        <w:t xml:space="preserve"> </w:t>
-      </w:r>
-      <w:r>
-        <w:rPr/>
-        <w:t>Coaches Association in 1983 and then President of the association in 1984. He served</w:t>
-      </w:r>
-      <w:r>
-        <w:rPr/>
-        <w:t xml:space="preserve"> </w:t>
-      </w:r>
-      <w:r>
-        <w:rPr/>
-        <w:t>on the Colorado H.S. Activities Association Baseball Committee in 1983-84. He spoke on</w:t>
-      </w:r>
-      <w:r>
-        <w:rPr/>
-        <w:t xml:space="preserve"> </w:t>
-      </w:r>
-      <w:r>
-        <w:rPr/>
-        <w:t>two occasions at the Colorado H.S. Baseball Coaches Clinic and written three articles on</w:t>
-      </w:r>
-      <w:r>
-        <w:rPr/>
-        <w:t xml:space="preserve"> </w:t>
-      </w:r>
-      <w:r>
-        <w:rPr/>
-        <w:t>baseball for the Colorado H.S. Coaches Association. Dick served four years on the</w:t>
-      </w:r>
-      <w:r>
-        <w:rPr/>
-        <w:t xml:space="preserve"> </w:t>
-      </w:r>
-      <w:r>
-        <w:rPr/>
-        <w:t>committee to select the Top 40 Seniors to play in the Senior All Star Game held annually</w:t>
-      </w:r>
-      <w:r>
-        <w:rPr/>
-        <w:t xml:space="preserve"> </w:t>
-      </w:r>
-      <w:r>
-        <w:rPr/>
-        <w:t>at Coors Field.</w:t>
-      </w:r>
-      <w:r>
-        <w:rPr/>
-        <w:t xml:space="preserve"> </w:t>
-      </w:r>
-      <w:r>
-        <w:rPr/>
-        <w:t>Dick attended Shawnee Mission North High School in Shawnee Mission Kansas and</w:t>
-      </w:r>
-      <w:r>
-        <w:rPr/>
-        <w:t xml:space="preserve"> </w:t>
-      </w:r>
-      <w:r>
-        <w:rPr/>
-        <w:t>graduated in 1959. He played baseball at Kansas University from 1962-64 where he</w:t>
-      </w:r>
-      <w:r>
-        <w:rPr/>
-        <w:t xml:space="preserve"> </w:t>
-      </w:r>
-      <w:r>
-        <w:rPr/>
-        <w:t>also earned his B.S. Dick eventually went to Adams State in Alamosa, Colorado and</w:t>
-      </w:r>
-      <w:r>
-        <w:rPr/>
-        <w:t xml:space="preserve"> </w:t>
-      </w:r>
-      <w:r>
-        <w:rPr/>
-        <w:t>earned his Master’s in 1983. He also spent 3 years in the U.S. Army as a 2nd Lieutenant</w:t>
-      </w:r>
-      <w:r>
-        <w:rPr/>
-        <w:t xml:space="preserve"> </w:t>
-      </w:r>
-      <w:r>
-        <w:rPr/>
-        <w:t>to the Captain. Dick and wife Susan for 39 years now and they have two children.</w:t>
-      </w:r>
-    </w:p>
-    <w:p>
-      <w:pPr>
-        <w:pStyle w:val="BodyText"/>
-      </w:pPr>
-    </w:p>
-    <w:p>
-      <w:pPr>
-        <w:pStyle w:val="Heading2"/>
-        <w:spacing w:before="261" w:beforeAutospacing="off" w:after="261" w:afterAutospacing="off" w:line="300" w:lineRule="auto"/>
-      </w:pPr>
-      <w:r>
-        <w:rPr>
-          <w:rFonts w:ascii="Segoe UI" w:hAnsi="Segoe UI" w:eastAsia="Segoe UI" w:cs="Segoe UI"/>
-          <w:b w:val="1"/>
-          <w:bCs w:val="1"/>
-          <w:i w:val="0"/>
-          <w:iCs w:val="0"/>
-          <w:noProof w:val="0"/>
-          <w:sz w:val="31"/>
-          <w:szCs w:val="31"/>
-          <w:lang w:val="en-US"/>
-        </w:rPr>
-        <w:t>Revised Biography: Richard “Dick” L. Fanning</w:t>
-      </w:r>
-    </w:p>
-    <w:p>
+    <w:p ns2:paraId="7B4520CB" ns2:textId="61FE6D09">
       <w:pPr>
         <w:pStyle w:val="Heading3"/>
         <w:spacing w:before="246" w:beforeAutospacing="off" w:after="246" w:afterAutospacing="off" w:line="300" w:lineRule="auto"/>
@@ -384,7 +22,7 @@
         <w:t>2007 Hall of Fame Inductee – Colorado Springs</w:t>
       </w:r>
     </w:p>
-    <w:p>
+    <w:p ns2:paraId="344CCC78" ns2:textId="77ED595B">
       <w:pPr>
         <w:spacing w:before="0" w:beforeAutospacing="off" w:after="0" w:afterAutospacing="off" w:line="300" w:lineRule="auto"/>
         <w:rPr>
@@ -526,7 +164,7 @@
         <w:t xml:space="preserve"> levels, he amassed more than 800 career victories.</w:t>
       </w:r>
     </w:p>
-    <w:p>
+    <w:p ns2:paraId="04FDC161" ns2:textId="772B6597">
       <w:pPr>
         <w:spacing w:before="0" w:beforeAutospacing="off" w:after="0" w:afterAutospacing="off" w:line="300" w:lineRule="auto"/>
         <w:rPr>
@@ -668,7 +306,7 @@
         <w:t xml:space="preserve"> (ABCA), where he served six years on both the High School Committee and the National High School All American Committee.</w:t>
       </w:r>
     </w:p>
-    <w:p>
+    <w:p ns2:paraId="0651612F" ns2:textId="0DD00942">
       <w:pPr>
         <w:spacing w:before="0" w:beforeAutospacing="off" w:after="0" w:afterAutospacing="off" w:line="300" w:lineRule="auto"/>
         <w:rPr>
@@ -754,7 +392,7 @@
         <w:t xml:space="preserve"> selected him as Mr. Baseball. He was also twice honored by the ABCA as Volunteer Coach of the Year for his summer coaching service.</w:t>
       </w:r>
     </w:p>
-    <w:p>
+    <w:p ns2:paraId="63B627C8" ns2:textId="276951B9">
       <w:pPr>
         <w:spacing w:before="0" w:beforeAutospacing="off" w:after="0" w:afterAutospacing="off" w:line="300" w:lineRule="auto"/>
         <w:rPr>
@@ -924,7 +562,7 @@
         <w:t>.</w:t>
       </w:r>
     </w:p>
-    <w:p>
+    <w:p ns2:paraId="22B73D00" ns2:textId="219400BB">
       <w:pPr>
         <w:spacing w:before="0" w:beforeAutospacing="off" w:after="0" w:afterAutospacing="off" w:line="300" w:lineRule="auto"/>
         <w:rPr>
@@ -1094,7 +732,7 @@
         <w:t>, rising from second lieutenant to captain. Dick and his wife, Susan, have been married for thirty‑nine years and are the proud parents of two children.</w:t>
       </w:r>
     </w:p>
-    <w:p>
+    <w:p ns2:paraId="0897230E" ns2:textId="03E3EF79">
       <w:pPr>
         <w:pStyle w:val="BodyText"/>
       </w:pPr>
